--- a/labs/psych_pozn_lab4.docx
+++ b/labs/psych_pozn_lab4.docx
@@ -25,12 +25,6 @@
         <w:gridCol w:w="425"/>
       </w:tblGrid>
       <w:tr>
-        <w:tblPrEx>
-          <w:tblCellMar>
-            <w:top w:w="0" w:type="dxa"/>
-            <w:bottom w:w="0" w:type="dxa"/>
-          </w:tblCellMar>
-        </w:tblPrEx>
         <w:tc>
           <w:tcPr>
             <w:tcW w:w="9905" w:type="dxa"/>
@@ -69,12 +63,6 @@
         </w:tc>
       </w:tr>
       <w:tr>
-        <w:tblPrEx>
-          <w:tblCellMar>
-            <w:top w:w="0" w:type="dxa"/>
-            <w:bottom w:w="0" w:type="dxa"/>
-          </w:tblCellMar>
-        </w:tblPrEx>
         <w:tc>
           <w:tcPr>
             <w:tcW w:w="400" w:type="dxa"/>
@@ -310,12 +298,6 @@
         </w:tc>
       </w:tr>
       <w:tr>
-        <w:tblPrEx>
-          <w:tblCellMar>
-            <w:top w:w="0" w:type="dxa"/>
-            <w:bottom w:w="0" w:type="dxa"/>
-          </w:tblCellMar>
-        </w:tblPrEx>
         <w:tc>
           <w:tcPr>
             <w:tcW w:w="400" w:type="dxa"/>
@@ -399,12 +381,6 @@
         <w:gridCol w:w="8222"/>
       </w:tblGrid>
       <w:tr>
-        <w:tblPrEx>
-          <w:tblCellMar>
-            <w:top w:w="0" w:type="dxa"/>
-            <w:bottom w:w="0" w:type="dxa"/>
-          </w:tblCellMar>
-        </w:tblPrEx>
         <w:tc>
           <w:tcPr>
             <w:tcW w:w="1693" w:type="dxa"/>
@@ -476,12 +452,6 @@
         </w:tc>
       </w:tr>
       <w:tr>
-        <w:tblPrEx>
-          <w:tblCellMar>
-            <w:top w:w="0" w:type="dxa"/>
-            <w:bottom w:w="0" w:type="dxa"/>
-          </w:tblCellMar>
-        </w:tblPrEx>
         <w:tc>
           <w:tcPr>
             <w:tcW w:w="1693" w:type="dxa"/>
@@ -571,12 +541,6 @@
         </w:tc>
       </w:tr>
       <w:tr>
-        <w:tblPrEx>
-          <w:tblCellMar>
-            <w:top w:w="0" w:type="dxa"/>
-            <w:bottom w:w="0" w:type="dxa"/>
-          </w:tblCellMar>
-        </w:tblPrEx>
         <w:tc>
           <w:tcPr>
             <w:tcW w:w="1693" w:type="dxa"/>
@@ -642,8 +606,10 @@
                 <w:sz w:val="20"/>
                 <w:szCs w:val="20"/>
               </w:rPr>
-              <w:t xml:space="preserve">Letni </w:t>
-            </w:r>
+              <w:t>Letni,</w:t>
+            </w:r>
+            <w:bookmarkStart w:id="0" w:name="_GoBack"/>
+            <w:bookmarkEnd w:id="0"/>
             <w:r>
               <w:rPr>
                 <w:rFonts w:ascii="Amble LtCn" w:hAnsi="Amble LtCn"/>
@@ -651,27 +617,12 @@
                 <w:sz w:val="20"/>
                 <w:szCs w:val="20"/>
               </w:rPr>
-              <w:t>-</w:t>
-            </w:r>
-            <w:r>
-              <w:rPr>
-                <w:rFonts w:ascii="Amble LtCn" w:hAnsi="Amble LtCn"/>
-                <w:color w:val="1E1E2E"/>
-                <w:sz w:val="20"/>
-                <w:szCs w:val="20"/>
-              </w:rPr>
-              <w:t xml:space="preserve"> rok III (studia licencjackie)</w:t>
+              <w:t xml:space="preserve"> rok III</w:t>
             </w:r>
           </w:p>
         </w:tc>
       </w:tr>
       <w:tr>
-        <w:tblPrEx>
-          <w:tblCellMar>
-            <w:top w:w="0" w:type="dxa"/>
-            <w:bottom w:w="0" w:type="dxa"/>
-          </w:tblCellMar>
-        </w:tblPrEx>
         <w:tc>
           <w:tcPr>
             <w:tcW w:w="1693" w:type="dxa"/>
@@ -743,12 +694,6 @@
         </w:tc>
       </w:tr>
       <w:tr>
-        <w:tblPrEx>
-          <w:tblCellMar>
-            <w:top w:w="0" w:type="dxa"/>
-            <w:bottom w:w="0" w:type="dxa"/>
-          </w:tblCellMar>
-        </w:tblPrEx>
         <w:tc>
           <w:tcPr>
             <w:tcW w:w="1693" w:type="dxa"/>
@@ -838,12 +783,6 @@
         </w:tc>
       </w:tr>
       <w:tr>
-        <w:tblPrEx>
-          <w:tblCellMar>
-            <w:top w:w="0" w:type="dxa"/>
-            <w:bottom w:w="0" w:type="dxa"/>
-          </w:tblCellMar>
-        </w:tblPrEx>
         <w:tc>
           <w:tcPr>
             <w:tcW w:w="1693" w:type="dxa"/>
@@ -951,12 +890,6 @@
         </w:tc>
       </w:tr>
       <w:tr>
-        <w:tblPrEx>
-          <w:tblCellMar>
-            <w:top w:w="0" w:type="dxa"/>
-            <w:bottom w:w="0" w:type="dxa"/>
-          </w:tblCellMar>
-        </w:tblPrEx>
         <w:tc>
           <w:tcPr>
             <w:tcW w:w="1693" w:type="dxa"/>
@@ -1029,12 +962,6 @@
         </w:tc>
       </w:tr>
       <w:tr>
-        <w:tblPrEx>
-          <w:tblCellMar>
-            <w:top w:w="0" w:type="dxa"/>
-            <w:bottom w:w="0" w:type="dxa"/>
-          </w:tblCellMar>
-        </w:tblPrEx>
         <w:tc>
           <w:tcPr>
             <w:tcW w:w="1693" w:type="dxa"/>
@@ -1416,12 +1343,6 @@
         <w:gridCol w:w="10052"/>
       </w:tblGrid>
       <w:tr>
-        <w:tblPrEx>
-          <w:tblCellMar>
-            <w:top w:w="0" w:type="dxa"/>
-            <w:bottom w:w="0" w:type="dxa"/>
-          </w:tblCellMar>
-        </w:tblPrEx>
         <w:tc>
           <w:tcPr>
             <w:tcW w:w="10052" w:type="dxa"/>
@@ -1480,12 +1401,6 @@
         </w:tc>
       </w:tr>
       <w:tr>
-        <w:tblPrEx>
-          <w:tblCellMar>
-            <w:top w:w="0" w:type="dxa"/>
-            <w:bottom w:w="0" w:type="dxa"/>
-          </w:tblCellMar>
-        </w:tblPrEx>
         <w:tc>
           <w:tcPr>
             <w:tcW w:w="10052" w:type="dxa"/>
@@ -1721,7 +1636,13 @@
         <w:rPr>
           <w:color w:val="1E1E2E"/>
         </w:rPr>
-        <w:t>uśścislenie tej obserwacji: automatyczne, szybkie, nieunikalne procesy, które często dostarczają dobrych odpowiedzi, ale</w:t>
+        <w:t>uściślenie</w:t>
+      </w:r>
+      <w:r>
+        <w:rPr>
+          <w:color w:val="1E1E2E"/>
+        </w:rPr>
+        <w:t xml:space="preserve"> tej obserwacji: automatyczne, szybkie, nieunikalne procesy, które często dostarczają dobrych odpowiedzi, ale</w:t>
       </w:r>
       <w:r>
         <w:rPr>
@@ -1821,12 +1742,6 @@
         <w:gridCol w:w="6663"/>
       </w:tblGrid>
       <w:tr>
-        <w:tblPrEx>
-          <w:tblCellMar>
-            <w:top w:w="0" w:type="dxa"/>
-            <w:bottom w:w="0" w:type="dxa"/>
-          </w:tblCellMar>
-        </w:tblPrEx>
         <w:trPr>
           <w:tblHeader/>
         </w:trPr>
@@ -1937,12 +1852,6 @@
         </w:tc>
       </w:tr>
       <w:tr>
-        <w:tblPrEx>
-          <w:tblCellMar>
-            <w:top w:w="0" w:type="dxa"/>
-            <w:bottom w:w="0" w:type="dxa"/>
-          </w:tblCellMar>
-        </w:tblPrEx>
         <w:trPr>
           <w:trHeight w:val="170"/>
         </w:trPr>
@@ -2029,18 +1938,15 @@
               <w:pStyle w:val="Bezodstpw"/>
             </w:pPr>
             <w:r>
-              <w:t>Plan zajęć; żadn ych podpowiedzi dotyczących oczekiwanych wyników przed eksperymentami</w:t>
+              <w:t>Plan zajęć; żadn</w:t>
+            </w:r>
+            <w:r>
+              <w:t>ych podpowiedzi dotyczących oczekiwanych wyników przed eksperymentami</w:t>
             </w:r>
           </w:p>
         </w:tc>
       </w:tr>
       <w:tr>
-        <w:tblPrEx>
-          <w:tblCellMar>
-            <w:top w:w="0" w:type="dxa"/>
-            <w:bottom w:w="0" w:type="dxa"/>
-          </w:tblCellMar>
-        </w:tblPrEx>
         <w:trPr>
           <w:trHeight w:val="170"/>
         </w:trPr>
@@ -2100,7 +2006,7 @@
               <w:pStyle w:val="Bezodstpw"/>
             </w:pPr>
             <w:r>
-              <w:t>Wykład interaktywny</w:t>
+              <w:t>Wykład</w:t>
             </w:r>
           </w:p>
         </w:tc>
@@ -2139,12 +2045,6 @@
         </w:tc>
       </w:tr>
       <w:tr>
-        <w:tblPrEx>
-          <w:tblCellMar>
-            <w:top w:w="0" w:type="dxa"/>
-            <w:bottom w:w="0" w:type="dxa"/>
-          </w:tblCellMar>
-        </w:tblPrEx>
         <w:trPr>
           <w:trHeight w:val="170"/>
         </w:trPr>
@@ -2264,12 +2164,6 @@
         </w:tc>
       </w:tr>
       <w:tr>
-        <w:tblPrEx>
-          <w:tblCellMar>
-            <w:top w:w="0" w:type="dxa"/>
-            <w:bottom w:w="0" w:type="dxa"/>
-          </w:tblCellMar>
-        </w:tblPrEx>
         <w:trPr>
           <w:trHeight w:val="170"/>
         </w:trPr>
@@ -2374,12 +2268,6 @@
         </w:tc>
       </w:tr>
       <w:tr>
-        <w:tblPrEx>
-          <w:tblCellMar>
-            <w:top w:w="0" w:type="dxa"/>
-            <w:bottom w:w="0" w:type="dxa"/>
-          </w:tblCellMar>
-        </w:tblPrEx>
         <w:trPr>
           <w:trHeight w:val="170"/>
         </w:trPr>
@@ -2478,12 +2366,6 @@
         </w:tc>
       </w:tr>
       <w:tr>
-        <w:tblPrEx>
-          <w:tblCellMar>
-            <w:top w:w="0" w:type="dxa"/>
-            <w:bottom w:w="0" w:type="dxa"/>
-          </w:tblCellMar>
-        </w:tblPrEx>
         <w:trPr>
           <w:trHeight w:val="170"/>
         </w:trPr>
@@ -2576,12 +2458,6 @@
         </w:tc>
       </w:tr>
       <w:tr>
-        <w:tblPrEx>
-          <w:tblCellMar>
-            <w:top w:w="0" w:type="dxa"/>
-            <w:bottom w:w="0" w:type="dxa"/>
-          </w:tblCellMar>
-        </w:tblPrEx>
         <w:trPr>
           <w:trHeight w:val="170"/>
         </w:trPr>
@@ -2703,12 +2579,6 @@
         <w:gridCol w:w="10052"/>
       </w:tblGrid>
       <w:tr>
-        <w:tblPrEx>
-          <w:tblCellMar>
-            <w:top w:w="0" w:type="dxa"/>
-            <w:bottom w:w="0" w:type="dxa"/>
-          </w:tblCellMar>
-        </w:tblPrEx>
         <w:tc>
           <w:tcPr>
             <w:tcW w:w="10052" w:type="dxa"/>
@@ -2744,12 +2614,6 @@
         </w:tc>
       </w:tr>
       <w:tr>
-        <w:tblPrEx>
-          <w:tblCellMar>
-            <w:top w:w="0" w:type="dxa"/>
-            <w:bottom w:w="0" w:type="dxa"/>
-          </w:tblCellMar>
-        </w:tblPrEx>
         <w:tc>
           <w:tcPr>
             <w:tcW w:w="10052" w:type="dxa"/>
@@ -3035,12 +2899,6 @@
         <w:gridCol w:w="3686"/>
       </w:tblGrid>
       <w:tr>
-        <w:tblPrEx>
-          <w:tblCellMar>
-            <w:top w:w="0" w:type="dxa"/>
-            <w:bottom w:w="0" w:type="dxa"/>
-          </w:tblCellMar>
-        </w:tblPrEx>
         <w:trPr>
           <w:tblHeader/>
         </w:trPr>
@@ -3151,12 +3009,6 @@
         </w:tc>
       </w:tr>
       <w:tr>
-        <w:tblPrEx>
-          <w:tblCellMar>
-            <w:top w:w="0" w:type="dxa"/>
-            <w:bottom w:w="0" w:type="dxa"/>
-          </w:tblCellMar>
-        </w:tblPrEx>
         <w:tc>
           <w:tcPr>
             <w:tcW w:w="2260" w:type="dxa"/>
@@ -3240,12 +3092,6 @@
         </w:tc>
       </w:tr>
       <w:tr>
-        <w:tblPrEx>
-          <w:tblCellMar>
-            <w:top w:w="0" w:type="dxa"/>
-            <w:bottom w:w="0" w:type="dxa"/>
-          </w:tblCellMar>
-        </w:tblPrEx>
         <w:tc>
           <w:tcPr>
             <w:tcW w:w="2260" w:type="dxa"/>
@@ -3332,12 +3178,6 @@
         </w:tc>
       </w:tr>
       <w:tr>
-        <w:tblPrEx>
-          <w:tblCellMar>
-            <w:top w:w="0" w:type="dxa"/>
-            <w:bottom w:w="0" w:type="dxa"/>
-          </w:tblCellMar>
-        </w:tblPrEx>
         <w:tc>
           <w:tcPr>
             <w:tcW w:w="2260" w:type="dxa"/>
@@ -3421,12 +3261,6 @@
         </w:tc>
       </w:tr>
       <w:tr>
-        <w:tblPrEx>
-          <w:tblCellMar>
-            <w:top w:w="0" w:type="dxa"/>
-            <w:bottom w:w="0" w:type="dxa"/>
-          </w:tblCellMar>
-        </w:tblPrEx>
         <w:tc>
           <w:tcPr>
             <w:tcW w:w="2260" w:type="dxa"/>
@@ -3519,12 +3353,6 @@
         </w:tc>
       </w:tr>
       <w:tr>
-        <w:tblPrEx>
-          <w:tblCellMar>
-            <w:top w:w="0" w:type="dxa"/>
-            <w:bottom w:w="0" w:type="dxa"/>
-          </w:tblCellMar>
-        </w:tblPrEx>
         <w:tc>
           <w:tcPr>
             <w:tcW w:w="2260" w:type="dxa"/>
@@ -3620,12 +3448,6 @@
         </w:tc>
       </w:tr>
       <w:tr>
-        <w:tblPrEx>
-          <w:tblCellMar>
-            <w:top w:w="0" w:type="dxa"/>
-            <w:bottom w:w="0" w:type="dxa"/>
-          </w:tblCellMar>
-        </w:tblPrEx>
         <w:tc>
           <w:tcPr>
             <w:tcW w:w="2260" w:type="dxa"/>
@@ -3715,12 +3537,6 @@
         </w:tc>
       </w:tr>
       <w:tr>
-        <w:tblPrEx>
-          <w:tblCellMar>
-            <w:top w:w="0" w:type="dxa"/>
-            <w:bottom w:w="0" w:type="dxa"/>
-          </w:tblCellMar>
-        </w:tblPrEx>
         <w:tc>
           <w:tcPr>
             <w:tcW w:w="2260" w:type="dxa"/>
@@ -3865,7 +3681,19 @@
         <w:rPr>
           <w:color w:val="1E1E2E"/>
         </w:rPr>
-        <w:t>obciążenie pamięci roboczej (np. przez zadanie poboczne wymagające zapamietańia sekwencji cyfr) nasila błędy System 1</w:t>
+        <w:t xml:space="preserve">obciążenie pamięci roboczej (np. przez zadanie poboczne wymagające </w:t>
+      </w:r>
+      <w:r>
+        <w:rPr>
+          <w:color w:val="1E1E2E"/>
+        </w:rPr>
+        <w:t>zapamiętania</w:t>
+      </w:r>
+      <w:r>
+        <w:rPr>
+          <w:color w:val="1E1E2E"/>
+        </w:rPr>
+        <w:t xml:space="preserve"> sekwencji cyfr) nasila błędy System 1</w:t>
       </w:r>
       <w:r>
         <w:rPr>
@@ -4148,23 +3976,7 @@
                   <w:color w:val="1E1E2E"/>
                   <w:sz w:val="24"/>
                 </w:rPr>
-                <m:t xml:space="preserve">średnia odpowiedź w warunku kotwy wysokiej </m:t>
-              </m:r>
-              <m:r>
-                <w:rPr>
-                  <w:rFonts w:ascii="Cambria Math" w:hAnsi="Cambria Math"/>
-                  <w:color w:val="1E1E2E"/>
-                  <w:sz w:val="24"/>
-                </w:rPr>
-                <m:t>-</m:t>
-              </m:r>
-              <m:r>
-                <w:rPr>
-                  <w:rFonts w:ascii="Cambria Math" w:hAnsi="Cambria Math"/>
-                  <w:color w:val="1E1E2E"/>
-                  <w:sz w:val="24"/>
-                </w:rPr>
-                <m:t xml:space="preserve"> średnia w warunku kotwy niskiej</m:t>
+                <m:t>średnia odpowiedź w warunku kotwy wysokiej - średnia w warunku kotwy niskiej</m:t>
               </m:r>
             </m:num>
             <m:den>
@@ -4174,23 +3986,7 @@
                   <w:color w:val="1E1E2E"/>
                   <w:sz w:val="24"/>
                 </w:rPr>
-                <m:t xml:space="preserve">kotwa wysoka </m:t>
-              </m:r>
-              <m:r>
-                <w:rPr>
-                  <w:rFonts w:ascii="Cambria Math" w:hAnsi="Cambria Math"/>
-                  <w:color w:val="1E1E2E"/>
-                  <w:sz w:val="24"/>
-                </w:rPr>
-                <m:t>-</m:t>
-              </m:r>
-              <m:r>
-                <w:rPr>
-                  <w:rFonts w:ascii="Cambria Math" w:hAnsi="Cambria Math"/>
-                  <w:color w:val="1E1E2E"/>
-                  <w:sz w:val="24"/>
-                </w:rPr>
-                <m:t xml:space="preserve"> kotwa niska</m:t>
+                <m:t>kotwa wysoka - kotwa niska</m:t>
               </m:r>
             </m:den>
           </m:f>
@@ -4427,7 +4223,13 @@
         <w:rPr>
           <w:color w:val="1E1E2E"/>
         </w:rPr>
-        <w:t>prostu łatwiej dostepne</w:t>
+        <w:t xml:space="preserve">prostu łatwiej </w:t>
+      </w:r>
+      <w:r>
+        <w:rPr>
+          <w:color w:val="1E1E2E"/>
+        </w:rPr>
+        <w:t>dostępne</w:t>
       </w:r>
       <w:r>
         <w:rPr>
@@ -5101,12 +4903,6 @@
         <w:gridCol w:w="9910"/>
       </w:tblGrid>
       <w:tr>
-        <w:tblPrEx>
-          <w:tblCellMar>
-            <w:top w:w="0" w:type="dxa"/>
-            <w:bottom w:w="0" w:type="dxa"/>
-          </w:tblCellMar>
-        </w:tblPrEx>
         <w:tc>
           <w:tcPr>
             <w:tcW w:w="9910" w:type="dxa"/>
@@ -5153,12 +4949,6 @@
         </w:tc>
       </w:tr>
       <w:tr>
-        <w:tblPrEx>
-          <w:tblCellMar>
-            <w:top w:w="0" w:type="dxa"/>
-            <w:bottom w:w="0" w:type="dxa"/>
-          </w:tblCellMar>
-        </w:tblPrEx>
         <w:tc>
           <w:tcPr>
             <w:tcW w:w="9910" w:type="dxa"/>
@@ -5265,12 +5055,6 @@
         <w:gridCol w:w="9580"/>
       </w:tblGrid>
       <w:tr>
-        <w:tblPrEx>
-          <w:tblCellMar>
-            <w:top w:w="0" w:type="dxa"/>
-            <w:bottom w:w="0" w:type="dxa"/>
-          </w:tblCellMar>
-        </w:tblPrEx>
         <w:tc>
           <w:tcPr>
             <w:tcW w:w="333" w:type="dxa"/>
@@ -5468,12 +5252,6 @@
         <w:gridCol w:w="9580"/>
       </w:tblGrid>
       <w:tr>
-        <w:tblPrEx>
-          <w:tblCellMar>
-            <w:top w:w="0" w:type="dxa"/>
-            <w:bottom w:w="0" w:type="dxa"/>
-          </w:tblCellMar>
-        </w:tblPrEx>
         <w:tc>
           <w:tcPr>
             <w:tcW w:w="333" w:type="dxa"/>
@@ -5617,12 +5395,6 @@
         <w:gridCol w:w="9580"/>
       </w:tblGrid>
       <w:tr>
-        <w:tblPrEx>
-          <w:tblCellMar>
-            <w:top w:w="0" w:type="dxa"/>
-            <w:bottom w:w="0" w:type="dxa"/>
-          </w:tblCellMar>
-        </w:tblPrEx>
         <w:tc>
           <w:tcPr>
             <w:tcW w:w="333" w:type="dxa"/>
@@ -5835,12 +5607,6 @@
         <w:gridCol w:w="9580"/>
       </w:tblGrid>
       <w:tr>
-        <w:tblPrEx>
-          <w:tblCellMar>
-            <w:top w:w="0" w:type="dxa"/>
-            <w:bottom w:w="0" w:type="dxa"/>
-          </w:tblCellMar>
-        </w:tblPrEx>
         <w:tc>
           <w:tcPr>
             <w:tcW w:w="333" w:type="dxa"/>
@@ -6074,12 +5840,6 @@
         <w:gridCol w:w="9580"/>
       </w:tblGrid>
       <w:tr>
-        <w:tblPrEx>
-          <w:tblCellMar>
-            <w:top w:w="0" w:type="dxa"/>
-            <w:bottom w:w="0" w:type="dxa"/>
-          </w:tblCellMar>
-        </w:tblPrEx>
         <w:tc>
           <w:tcPr>
             <w:tcW w:w="333" w:type="dxa"/>
@@ -6439,12 +6199,6 @@
         <w:gridCol w:w="9582"/>
       </w:tblGrid>
       <w:tr>
-        <w:tblPrEx>
-          <w:tblCellMar>
-            <w:top w:w="0" w:type="dxa"/>
-            <w:bottom w:w="0" w:type="dxa"/>
-          </w:tblCellMar>
-        </w:tblPrEx>
         <w:tc>
           <w:tcPr>
             <w:tcW w:w="331" w:type="dxa"/>
@@ -6633,12 +6387,6 @@
         <w:gridCol w:w="9026"/>
       </w:tblGrid>
       <w:tr>
-        <w:tblPrEx>
-          <w:tblCellMar>
-            <w:top w:w="0" w:type="dxa"/>
-            <w:bottom w:w="0" w:type="dxa"/>
-          </w:tblCellMar>
-        </w:tblPrEx>
         <w:tc>
           <w:tcPr>
             <w:tcW w:w="0" w:type="auto"/>
@@ -6714,12 +6462,6 @@
         </w:tc>
       </w:tr>
       <w:tr>
-        <w:tblPrEx>
-          <w:tblCellMar>
-            <w:top w:w="0" w:type="dxa"/>
-            <w:bottom w:w="0" w:type="dxa"/>
-          </w:tblCellMar>
-        </w:tblPrEx>
         <w:tc>
           <w:tcPr>
             <w:tcW w:w="0" w:type="auto"/>
@@ -6858,12 +6600,6 @@
         <w:gridCol w:w="9026"/>
       </w:tblGrid>
       <w:tr>
-        <w:tblPrEx>
-          <w:tblCellMar>
-            <w:top w:w="0" w:type="dxa"/>
-            <w:bottom w:w="0" w:type="dxa"/>
-          </w:tblCellMar>
-        </w:tblPrEx>
         <w:tc>
           <w:tcPr>
             <w:tcW w:w="0" w:type="auto"/>
@@ -6929,12 +6665,6 @@
         </w:tc>
       </w:tr>
       <w:tr>
-        <w:tblPrEx>
-          <w:tblCellMar>
-            <w:top w:w="0" w:type="dxa"/>
-            <w:bottom w:w="0" w:type="dxa"/>
-          </w:tblCellMar>
-        </w:tblPrEx>
         <w:tc>
           <w:tcPr>
             <w:tcW w:w="0" w:type="auto"/>
@@ -7053,12 +6783,6 @@
         <w:gridCol w:w="9026"/>
       </w:tblGrid>
       <w:tr>
-        <w:tblPrEx>
-          <w:tblCellMar>
-            <w:top w:w="0" w:type="dxa"/>
-            <w:bottom w:w="0" w:type="dxa"/>
-          </w:tblCellMar>
-        </w:tblPrEx>
         <w:tc>
           <w:tcPr>
             <w:tcW w:w="0" w:type="auto"/>
@@ -7114,12 +6838,6 @@
         </w:tc>
       </w:tr>
       <w:tr>
-        <w:tblPrEx>
-          <w:tblCellMar>
-            <w:top w:w="0" w:type="dxa"/>
-            <w:bottom w:w="0" w:type="dxa"/>
-          </w:tblCellMar>
-        </w:tblPrEx>
         <w:tc>
           <w:tcPr>
             <w:tcW w:w="0" w:type="auto"/>
@@ -7229,12 +6947,6 @@
         <w:gridCol w:w="9026"/>
       </w:tblGrid>
       <w:tr>
-        <w:tblPrEx>
-          <w:tblCellMar>
-            <w:top w:w="0" w:type="dxa"/>
-            <w:bottom w:w="0" w:type="dxa"/>
-          </w:tblCellMar>
-        </w:tblPrEx>
         <w:tc>
           <w:tcPr>
             <w:tcW w:w="0" w:type="auto"/>
@@ -7309,12 +7021,6 @@
         </w:tc>
       </w:tr>
       <w:tr>
-        <w:tblPrEx>
-          <w:tblCellMar>
-            <w:top w:w="0" w:type="dxa"/>
-            <w:bottom w:w="0" w:type="dxa"/>
-          </w:tblCellMar>
-        </w:tblPrEx>
         <w:tc>
           <w:tcPr>
             <w:tcW w:w="0" w:type="auto"/>
@@ -7413,12 +7119,6 @@
         <w:gridCol w:w="9580"/>
       </w:tblGrid>
       <w:tr>
-        <w:tblPrEx>
-          <w:tblCellMar>
-            <w:top w:w="0" w:type="dxa"/>
-            <w:bottom w:w="0" w:type="dxa"/>
-          </w:tblCellMar>
-        </w:tblPrEx>
         <w:tc>
           <w:tcPr>
             <w:tcW w:w="333" w:type="dxa"/>
@@ -7682,12 +7382,6 @@
         <w:gridCol w:w="9580"/>
       </w:tblGrid>
       <w:tr>
-        <w:tblPrEx>
-          <w:tblCellMar>
-            <w:top w:w="0" w:type="dxa"/>
-            <w:bottom w:w="0" w:type="dxa"/>
-          </w:tblCellMar>
-        </w:tblPrEx>
         <w:tc>
           <w:tcPr>
             <w:tcW w:w="333" w:type="dxa"/>
@@ -7881,12 +7575,6 @@
         <w:gridCol w:w="9580"/>
       </w:tblGrid>
       <w:tr>
-        <w:tblPrEx>
-          <w:tblCellMar>
-            <w:top w:w="0" w:type="dxa"/>
-            <w:bottom w:w="0" w:type="dxa"/>
-          </w:tblCellMar>
-        </w:tblPrEx>
         <w:tc>
           <w:tcPr>
             <w:tcW w:w="333" w:type="dxa"/>
@@ -8057,12 +7745,6 @@
         <w:gridCol w:w="9580"/>
       </w:tblGrid>
       <w:tr>
-        <w:tblPrEx>
-          <w:tblCellMar>
-            <w:top w:w="0" w:type="dxa"/>
-            <w:bottom w:w="0" w:type="dxa"/>
-          </w:tblCellMar>
-        </w:tblPrEx>
         <w:tc>
           <w:tcPr>
             <w:tcW w:w="333" w:type="dxa"/>
@@ -8405,12 +8087,6 @@
         <w:gridCol w:w="1843"/>
       </w:tblGrid>
       <w:tr>
-        <w:tblPrEx>
-          <w:tblCellMar>
-            <w:top w:w="0" w:type="dxa"/>
-            <w:bottom w:w="0" w:type="dxa"/>
-          </w:tblCellMar>
-        </w:tblPrEx>
         <w:trPr>
           <w:trHeight w:val="170"/>
           <w:tblHeader/>
@@ -8623,12 +8299,6 @@
         </w:tc>
       </w:tr>
       <w:tr>
-        <w:tblPrEx>
-          <w:tblCellMar>
-            <w:top w:w="0" w:type="dxa"/>
-            <w:bottom w:w="0" w:type="dxa"/>
-          </w:tblCellMar>
-        </w:tblPrEx>
         <w:tc>
           <w:tcPr>
             <w:tcW w:w="416" w:type="dxa"/>
@@ -8810,12 +8480,6 @@
         </w:tc>
       </w:tr>
       <w:tr>
-        <w:tblPrEx>
-          <w:tblCellMar>
-            <w:top w:w="0" w:type="dxa"/>
-            <w:bottom w:w="0" w:type="dxa"/>
-          </w:tblCellMar>
-        </w:tblPrEx>
         <w:tc>
           <w:tcPr>
             <w:tcW w:w="416" w:type="dxa"/>
@@ -8976,12 +8640,6 @@
         </w:tc>
       </w:tr>
       <w:tr>
-        <w:tblPrEx>
-          <w:tblCellMar>
-            <w:top w:w="0" w:type="dxa"/>
-            <w:bottom w:w="0" w:type="dxa"/>
-          </w:tblCellMar>
-        </w:tblPrEx>
         <w:tc>
           <w:tcPr>
             <w:tcW w:w="416" w:type="dxa"/>
@@ -9139,12 +8797,6 @@
         </w:tc>
       </w:tr>
       <w:tr>
-        <w:tblPrEx>
-          <w:tblCellMar>
-            <w:top w:w="0" w:type="dxa"/>
-            <w:bottom w:w="0" w:type="dxa"/>
-          </w:tblCellMar>
-        </w:tblPrEx>
         <w:tc>
           <w:tcPr>
             <w:tcW w:w="416" w:type="dxa"/>
@@ -9197,7 +8849,13 @@
               <w:jc w:val="left"/>
             </w:pPr>
             <w:r>
-              <w:t>Ile krajów afrykanŃskich należy</w:t>
+              <w:t xml:space="preserve">Ile krajów </w:t>
+            </w:r>
+            <w:r>
+              <w:t>afrykańskich</w:t>
+            </w:r>
+            <w:r>
+              <w:t xml:space="preserve"> należy</w:t>
             </w:r>
             <w:r>
               <w:t xml:space="preserve"> do </w:t>
@@ -9323,12 +8981,6 @@
         </w:tc>
       </w:tr>
       <w:tr>
-        <w:tblPrEx>
-          <w:tblCellMar>
-            <w:top w:w="0" w:type="dxa"/>
-            <w:bottom w:w="0" w:type="dxa"/>
-          </w:tblCellMar>
-        </w:tblPrEx>
         <w:tc>
           <w:tcPr>
             <w:tcW w:w="416" w:type="dxa"/>
@@ -9519,12 +9171,6 @@
         </w:tc>
       </w:tr>
       <w:tr>
-        <w:tblPrEx>
-          <w:tblCellMar>
-            <w:top w:w="0" w:type="dxa"/>
-            <w:bottom w:w="0" w:type="dxa"/>
-          </w:tblCellMar>
-        </w:tblPrEx>
         <w:tc>
           <w:tcPr>
             <w:tcW w:w="416" w:type="dxa"/>
@@ -9620,7 +9266,10 @@
               <w:t>Nie:</w:t>
             </w:r>
             <w:r>
-              <w:t xml:space="preserve"> „gambler’s fallacy’, intuicja wyrównania</w:t>
+              <w:t xml:space="preserve"> „gambler’s fallacy’, intuicja </w:t>
+            </w:r>
+            <w:r>
+              <w:t>wyrównania</w:t>
             </w:r>
           </w:p>
         </w:tc>
@@ -9697,12 +9346,6 @@
         </w:tc>
       </w:tr>
       <w:tr>
-        <w:tblPrEx>
-          <w:tblCellMar>
-            <w:top w:w="0" w:type="dxa"/>
-            <w:bottom w:w="0" w:type="dxa"/>
-          </w:tblCellMar>
-        </w:tblPrEx>
         <w:tc>
           <w:tcPr>
             <w:tcW w:w="416" w:type="dxa"/>
@@ -9988,12 +9631,6 @@
         <w:gridCol w:w="2693"/>
       </w:tblGrid>
       <w:tr>
-        <w:tblPrEx>
-          <w:tblCellMar>
-            <w:top w:w="0" w:type="dxa"/>
-            <w:bottom w:w="0" w:type="dxa"/>
-          </w:tblCellMar>
-        </w:tblPrEx>
         <w:trPr>
           <w:trHeight w:val="20"/>
           <w:tblHeader/>
@@ -10182,12 +9819,6 @@
         </w:tc>
       </w:tr>
       <w:tr>
-        <w:tblPrEx>
-          <w:tblCellMar>
-            <w:top w:w="0" w:type="dxa"/>
-            <w:bottom w:w="0" w:type="dxa"/>
-          </w:tblCellMar>
-        </w:tblPrEx>
         <w:trPr>
           <w:trHeight w:val="20"/>
         </w:trPr>
@@ -10365,12 +9996,6 @@
         </w:tc>
       </w:tr>
       <w:tr>
-        <w:tblPrEx>
-          <w:tblCellMar>
-            <w:top w:w="0" w:type="dxa"/>
-            <w:bottom w:w="0" w:type="dxa"/>
-          </w:tblCellMar>
-        </w:tblPrEx>
         <w:trPr>
           <w:trHeight w:val="20"/>
         </w:trPr>
@@ -10548,12 +10173,6 @@
         </w:tc>
       </w:tr>
       <w:tr>
-        <w:tblPrEx>
-          <w:tblCellMar>
-            <w:top w:w="0" w:type="dxa"/>
-            <w:bottom w:w="0" w:type="dxa"/>
-          </w:tblCellMar>
-        </w:tblPrEx>
         <w:trPr>
           <w:trHeight w:val="20"/>
         </w:trPr>
@@ -10749,12 +10368,6 @@
         </w:tc>
       </w:tr>
       <w:tr>
-        <w:tblPrEx>
-          <w:tblCellMar>
-            <w:top w:w="0" w:type="dxa"/>
-            <w:bottom w:w="0" w:type="dxa"/>
-          </w:tblCellMar>
-        </w:tblPrEx>
         <w:trPr>
           <w:trHeight w:val="20"/>
         </w:trPr>
@@ -10950,12 +10563,6 @@
         </w:tc>
       </w:tr>
       <w:tr>
-        <w:tblPrEx>
-          <w:tblCellMar>
-            <w:top w:w="0" w:type="dxa"/>
-            <w:bottom w:w="0" w:type="dxa"/>
-          </w:tblCellMar>
-        </w:tblPrEx>
         <w:trPr>
           <w:trHeight w:val="20"/>
         </w:trPr>
@@ -11133,12 +10740,6 @@
         </w:tc>
       </w:tr>
       <w:tr>
-        <w:tblPrEx>
-          <w:tblCellMar>
-            <w:top w:w="0" w:type="dxa"/>
-            <w:bottom w:w="0" w:type="dxa"/>
-          </w:tblCellMar>
-        </w:tblPrEx>
         <w:trPr>
           <w:trHeight w:val="20"/>
         </w:trPr>
@@ -11325,12 +10926,6 @@
         </w:tc>
       </w:tr>
       <w:tr>
-        <w:tblPrEx>
-          <w:tblCellMar>
-            <w:top w:w="0" w:type="dxa"/>
-            <w:bottom w:w="0" w:type="dxa"/>
-          </w:tblCellMar>
-        </w:tblPrEx>
         <w:trPr>
           <w:trHeight w:val="20"/>
         </w:trPr>
@@ -11571,12 +11166,6 @@
         <w:gridCol w:w="9580"/>
       </w:tblGrid>
       <w:tr>
-        <w:tblPrEx>
-          <w:tblCellMar>
-            <w:top w:w="0" w:type="dxa"/>
-            <w:bottom w:w="0" w:type="dxa"/>
-          </w:tblCellMar>
-        </w:tblPrEx>
         <w:tc>
           <w:tcPr>
             <w:tcW w:w="333" w:type="dxa"/>
@@ -11734,12 +11323,6 @@
         <w:gridCol w:w="9580"/>
       </w:tblGrid>
       <w:tr>
-        <w:tblPrEx>
-          <w:tblCellMar>
-            <w:top w:w="0" w:type="dxa"/>
-            <w:bottom w:w="0" w:type="dxa"/>
-          </w:tblCellMar>
-        </w:tblPrEx>
         <w:tc>
           <w:tcPr>
             <w:tcW w:w="333" w:type="dxa"/>
@@ -11885,12 +11468,6 @@
         <w:gridCol w:w="9580"/>
       </w:tblGrid>
       <w:tr>
-        <w:tblPrEx>
-          <w:tblCellMar>
-            <w:top w:w="0" w:type="dxa"/>
-            <w:bottom w:w="0" w:type="dxa"/>
-          </w:tblCellMar>
-        </w:tblPrEx>
         <w:tc>
           <w:tcPr>
             <w:tcW w:w="333" w:type="dxa"/>
@@ -12083,12 +11660,6 @@
         <w:gridCol w:w="9580"/>
       </w:tblGrid>
       <w:tr>
-        <w:tblPrEx>
-          <w:tblCellMar>
-            <w:top w:w="0" w:type="dxa"/>
-            <w:bottom w:w="0" w:type="dxa"/>
-          </w:tblCellMar>
-        </w:tblPrEx>
         <w:tc>
           <w:tcPr>
             <w:tcW w:w="333" w:type="dxa"/>
@@ -12448,12 +12019,6 @@
         <w:gridCol w:w="1701"/>
       </w:tblGrid>
       <w:tr>
-        <w:tblPrEx>
-          <w:tblCellMar>
-            <w:top w:w="0" w:type="dxa"/>
-            <w:bottom w:w="0" w:type="dxa"/>
-          </w:tblCellMar>
-        </w:tblPrEx>
         <w:trPr>
           <w:tblHeader/>
         </w:trPr>
@@ -12764,12 +12329,6 @@
         </w:tc>
       </w:tr>
       <w:tr>
-        <w:tblPrEx>
-          <w:tblCellMar>
-            <w:top w:w="0" w:type="dxa"/>
-            <w:bottom w:w="0" w:type="dxa"/>
-          </w:tblCellMar>
-        </w:tblPrEx>
         <w:tc>
           <w:tcPr>
             <w:tcW w:w="1550" w:type="dxa"/>
@@ -12941,12 +12500,6 @@
         </w:tc>
       </w:tr>
       <w:tr>
-        <w:tblPrEx>
-          <w:tblCellMar>
-            <w:top w:w="0" w:type="dxa"/>
-            <w:bottom w:w="0" w:type="dxa"/>
-          </w:tblCellMar>
-        </w:tblPrEx>
         <w:tc>
           <w:tcPr>
             <w:tcW w:w="1550" w:type="dxa"/>
@@ -13118,12 +12671,6 @@
         </w:tc>
       </w:tr>
       <w:tr>
-        <w:tblPrEx>
-          <w:tblCellMar>
-            <w:top w:w="0" w:type="dxa"/>
-            <w:bottom w:w="0" w:type="dxa"/>
-          </w:tblCellMar>
-        </w:tblPrEx>
         <w:tc>
           <w:tcPr>
             <w:tcW w:w="1550" w:type="dxa"/>
@@ -13295,12 +12842,6 @@
         </w:tc>
       </w:tr>
       <w:tr>
-        <w:tblPrEx>
-          <w:tblCellMar>
-            <w:top w:w="0" w:type="dxa"/>
-            <w:bottom w:w="0" w:type="dxa"/>
-          </w:tblCellMar>
-        </w:tblPrEx>
         <w:tc>
           <w:tcPr>
             <w:tcW w:w="1550" w:type="dxa"/>
@@ -13472,12 +13013,6 @@
         </w:tc>
       </w:tr>
       <w:tr>
-        <w:tblPrEx>
-          <w:tblCellMar>
-            <w:top w:w="0" w:type="dxa"/>
-            <w:bottom w:w="0" w:type="dxa"/>
-          </w:tblCellMar>
-        </w:tblPrEx>
         <w:tc>
           <w:tcPr>
             <w:tcW w:w="1550" w:type="dxa"/>
@@ -13649,12 +13184,6 @@
         </w:tc>
       </w:tr>
       <w:tr>
-        <w:tblPrEx>
-          <w:tblCellMar>
-            <w:top w:w="0" w:type="dxa"/>
-            <w:bottom w:w="0" w:type="dxa"/>
-          </w:tblCellMar>
-        </w:tblPrEx>
         <w:tc>
           <w:tcPr>
             <w:tcW w:w="1550" w:type="dxa"/>
@@ -13826,12 +13355,6 @@
         </w:tc>
       </w:tr>
       <w:tr>
-        <w:tblPrEx>
-          <w:tblCellMar>
-            <w:top w:w="0" w:type="dxa"/>
-            <w:bottom w:w="0" w:type="dxa"/>
-          </w:tblCellMar>
-        </w:tblPrEx>
         <w:tc>
           <w:tcPr>
             <w:tcW w:w="1550" w:type="dxa"/>
@@ -14003,12 +13526,6 @@
         </w:tc>
       </w:tr>
       <w:tr>
-        <w:tblPrEx>
-          <w:tblCellMar>
-            <w:top w:w="0" w:type="dxa"/>
-            <w:bottom w:w="0" w:type="dxa"/>
-          </w:tblCellMar>
-        </w:tblPrEx>
         <w:tc>
           <w:tcPr>
             <w:tcW w:w="1550" w:type="dxa"/>
@@ -14253,12 +13770,6 @@
         <w:gridCol w:w="9580"/>
       </w:tblGrid>
       <w:tr>
-        <w:tblPrEx>
-          <w:tblCellMar>
-            <w:top w:w="0" w:type="dxa"/>
-            <w:bottom w:w="0" w:type="dxa"/>
-          </w:tblCellMar>
-        </w:tblPrEx>
         <w:tc>
           <w:tcPr>
             <w:tcW w:w="333" w:type="dxa"/>
@@ -14434,12 +13945,6 @@
         <w:gridCol w:w="9580"/>
       </w:tblGrid>
       <w:tr>
-        <w:tblPrEx>
-          <w:tblCellMar>
-            <w:top w:w="0" w:type="dxa"/>
-            <w:bottom w:w="0" w:type="dxa"/>
-          </w:tblCellMar>
-        </w:tblPrEx>
         <w:tc>
           <w:tcPr>
             <w:tcW w:w="333" w:type="dxa"/>
@@ -14644,12 +14149,6 @@
         <w:gridCol w:w="9580"/>
       </w:tblGrid>
       <w:tr>
-        <w:tblPrEx>
-          <w:tblCellMar>
-            <w:top w:w="0" w:type="dxa"/>
-            <w:bottom w:w="0" w:type="dxa"/>
-          </w:tblCellMar>
-        </w:tblPrEx>
         <w:tc>
           <w:tcPr>
             <w:tcW w:w="333" w:type="dxa"/>
@@ -14824,12 +14323,6 @@
         <w:gridCol w:w="9580"/>
       </w:tblGrid>
       <w:tr>
-        <w:tblPrEx>
-          <w:tblCellMar>
-            <w:top w:w="0" w:type="dxa"/>
-            <w:bottom w:w="0" w:type="dxa"/>
-          </w:tblCellMar>
-        </w:tblPrEx>
         <w:tc>
           <w:tcPr>
             <w:tcW w:w="333" w:type="dxa"/>
@@ -14907,7 +14400,13 @@
               <w:t xml:space="preserve"> ma </w:t>
             </w:r>
             <w:r>
-              <w:t>indeks IDV = 60 (śrd indywidualistyczny)</w:t>
+              <w:t>indeks IDV = 60 (śrd</w:t>
+            </w:r>
+            <w:r>
+              <w:t>.</w:t>
+            </w:r>
+            <w:r>
+              <w:t xml:space="preserve"> indywidualistyczny)</w:t>
             </w:r>
             <w:r>
               <w:t xml:space="preserve"> i </w:t>
@@ -14992,12 +14491,6 @@
         <w:gridCol w:w="9580"/>
       </w:tblGrid>
       <w:tr>
-        <w:tblPrEx>
-          <w:tblCellMar>
-            <w:top w:w="0" w:type="dxa"/>
-            <w:bottom w:w="0" w:type="dxa"/>
-          </w:tblCellMar>
-        </w:tblPrEx>
         <w:tc>
           <w:tcPr>
             <w:tcW w:w="333" w:type="dxa"/>
@@ -15205,12 +14698,6 @@
         <w:gridCol w:w="7371"/>
       </w:tblGrid>
       <w:tr>
-        <w:tblPrEx>
-          <w:tblCellMar>
-            <w:top w:w="0" w:type="dxa"/>
-            <w:bottom w:w="0" w:type="dxa"/>
-          </w:tblCellMar>
-        </w:tblPrEx>
         <w:tc>
           <w:tcPr>
             <w:tcW w:w="2544" w:type="dxa"/>
@@ -15275,12 +14762,6 @@
         </w:tc>
       </w:tr>
       <w:tr>
-        <w:tblPrEx>
-          <w:tblCellMar>
-            <w:top w:w="0" w:type="dxa"/>
-            <w:bottom w:w="0" w:type="dxa"/>
-          </w:tblCellMar>
-        </w:tblPrEx>
         <w:tc>
           <w:tcPr>
             <w:tcW w:w="2544" w:type="dxa"/>
@@ -15339,12 +14820,6 @@
         </w:tc>
       </w:tr>
       <w:tr>
-        <w:tblPrEx>
-          <w:tblCellMar>
-            <w:top w:w="0" w:type="dxa"/>
-            <w:bottom w:w="0" w:type="dxa"/>
-          </w:tblCellMar>
-        </w:tblPrEx>
         <w:tc>
           <w:tcPr>
             <w:tcW w:w="2544" w:type="dxa"/>
@@ -15403,12 +14878,6 @@
         </w:tc>
       </w:tr>
       <w:tr>
-        <w:tblPrEx>
-          <w:tblCellMar>
-            <w:top w:w="0" w:type="dxa"/>
-            <w:bottom w:w="0" w:type="dxa"/>
-          </w:tblCellMar>
-        </w:tblPrEx>
         <w:tc>
           <w:tcPr>
             <w:tcW w:w="2544" w:type="dxa"/>
@@ -15473,12 +14942,6 @@
         </w:tc>
       </w:tr>
       <w:tr>
-        <w:tblPrEx>
-          <w:tblCellMar>
-            <w:top w:w="0" w:type="dxa"/>
-            <w:bottom w:w="0" w:type="dxa"/>
-          </w:tblCellMar>
-        </w:tblPrEx>
         <w:tc>
           <w:tcPr>
             <w:tcW w:w="2544" w:type="dxa"/>
@@ -15578,12 +15041,6 @@
         <w:gridCol w:w="2977"/>
       </w:tblGrid>
       <w:tr>
-        <w:tblPrEx>
-          <w:tblCellMar>
-            <w:top w:w="0" w:type="dxa"/>
-            <w:bottom w:w="0" w:type="dxa"/>
-          </w:tblCellMar>
-        </w:tblPrEx>
         <w:trPr>
           <w:tblHeader/>
         </w:trPr>
@@ -15751,12 +15208,6 @@
         </w:tc>
       </w:tr>
       <w:tr>
-        <w:tblPrEx>
-          <w:tblCellMar>
-            <w:top w:w="0" w:type="dxa"/>
-            <w:bottom w:w="0" w:type="dxa"/>
-          </w:tblCellMar>
-        </w:tblPrEx>
         <w:tc>
           <w:tcPr>
             <w:tcW w:w="1126" w:type="dxa"/>
@@ -15868,12 +15319,6 @@
         </w:tc>
       </w:tr>
       <w:tr>
-        <w:tblPrEx>
-          <w:tblCellMar>
-            <w:top w:w="0" w:type="dxa"/>
-            <w:bottom w:w="0" w:type="dxa"/>
-          </w:tblCellMar>
-        </w:tblPrEx>
         <w:tc>
           <w:tcPr>
             <w:tcW w:w="1126" w:type="dxa"/>
@@ -15985,12 +15430,6 @@
         </w:tc>
       </w:tr>
       <w:tr>
-        <w:tblPrEx>
-          <w:tblCellMar>
-            <w:top w:w="0" w:type="dxa"/>
-            <w:bottom w:w="0" w:type="dxa"/>
-          </w:tblCellMar>
-        </w:tblPrEx>
         <w:tc>
           <w:tcPr>
             <w:tcW w:w="1126" w:type="dxa"/>
@@ -16102,12 +15541,6 @@
         </w:tc>
       </w:tr>
       <w:tr>
-        <w:tblPrEx>
-          <w:tblCellMar>
-            <w:top w:w="0" w:type="dxa"/>
-            <w:bottom w:w="0" w:type="dxa"/>
-          </w:tblCellMar>
-        </w:tblPrEx>
         <w:tc>
           <w:tcPr>
             <w:tcW w:w="1126" w:type="dxa"/>
@@ -16219,12 +15652,6 @@
         </w:tc>
       </w:tr>
       <w:tr>
-        <w:tblPrEx>
-          <w:tblCellMar>
-            <w:top w:w="0" w:type="dxa"/>
-            <w:bottom w:w="0" w:type="dxa"/>
-          </w:tblCellMar>
-        </w:tblPrEx>
         <w:tc>
           <w:tcPr>
             <w:tcW w:w="1126" w:type="dxa"/>
@@ -16336,12 +15763,6 @@
         </w:tc>
       </w:tr>
       <w:tr>
-        <w:tblPrEx>
-          <w:tblCellMar>
-            <w:top w:w="0" w:type="dxa"/>
-            <w:bottom w:w="0" w:type="dxa"/>
-          </w:tblCellMar>
-        </w:tblPrEx>
         <w:tc>
           <w:tcPr>
             <w:tcW w:w="1126" w:type="dxa"/>
@@ -16453,12 +15874,6 @@
         </w:tc>
       </w:tr>
       <w:tr>
-        <w:tblPrEx>
-          <w:tblCellMar>
-            <w:top w:w="0" w:type="dxa"/>
-            <w:bottom w:w="0" w:type="dxa"/>
-          </w:tblCellMar>
-        </w:tblPrEx>
         <w:tc>
           <w:tcPr>
             <w:tcW w:w="1126" w:type="dxa"/>
@@ -16570,12 +15985,6 @@
         </w:tc>
       </w:tr>
       <w:tr>
-        <w:tblPrEx>
-          <w:tblCellMar>
-            <w:top w:w="0" w:type="dxa"/>
-            <w:bottom w:w="0" w:type="dxa"/>
-          </w:tblCellMar>
-        </w:tblPrEx>
         <w:tc>
           <w:tcPr>
             <w:tcW w:w="1126" w:type="dxa"/>
@@ -16687,12 +16096,6 @@
         </w:tc>
       </w:tr>
       <w:tr>
-        <w:tblPrEx>
-          <w:tblCellMar>
-            <w:top w:w="0" w:type="dxa"/>
-            <w:bottom w:w="0" w:type="dxa"/>
-          </w:tblCellMar>
-        </w:tblPrEx>
         <w:tc>
           <w:tcPr>
             <w:tcW w:w="1126" w:type="dxa"/>
@@ -16804,12 +16207,6 @@
         </w:tc>
       </w:tr>
       <w:tr>
-        <w:tblPrEx>
-          <w:tblCellMar>
-            <w:top w:w="0" w:type="dxa"/>
-            <w:bottom w:w="0" w:type="dxa"/>
-          </w:tblCellMar>
-        </w:tblPrEx>
         <w:tc>
           <w:tcPr>
             <w:tcW w:w="1126" w:type="dxa"/>
@@ -16921,12 +16318,6 @@
         </w:tc>
       </w:tr>
       <w:tr>
-        <w:tblPrEx>
-          <w:tblCellMar>
-            <w:top w:w="0" w:type="dxa"/>
-            <w:bottom w:w="0" w:type="dxa"/>
-          </w:tblCellMar>
-        </w:tblPrEx>
         <w:tc>
           <w:tcPr>
             <w:tcW w:w="1126" w:type="dxa"/>
@@ -17038,12 +16429,6 @@
         </w:tc>
       </w:tr>
       <w:tr>
-        <w:tblPrEx>
-          <w:tblCellMar>
-            <w:top w:w="0" w:type="dxa"/>
-            <w:bottom w:w="0" w:type="dxa"/>
-          </w:tblCellMar>
-        </w:tblPrEx>
         <w:tc>
           <w:tcPr>
             <w:tcW w:w="1126" w:type="dxa"/>
@@ -17155,12 +16540,6 @@
         </w:tc>
       </w:tr>
       <w:tr>
-        <w:tblPrEx>
-          <w:tblCellMar>
-            <w:top w:w="0" w:type="dxa"/>
-            <w:bottom w:w="0" w:type="dxa"/>
-          </w:tblCellMar>
-        </w:tblPrEx>
         <w:tc>
           <w:tcPr>
             <w:tcW w:w="1126" w:type="dxa"/>
@@ -17272,12 +16651,6 @@
         </w:tc>
       </w:tr>
       <w:tr>
-        <w:tblPrEx>
-          <w:tblCellMar>
-            <w:top w:w="0" w:type="dxa"/>
-            <w:bottom w:w="0" w:type="dxa"/>
-          </w:tblCellMar>
-        </w:tblPrEx>
         <w:tc>
           <w:tcPr>
             <w:tcW w:w="1126" w:type="dxa"/>
@@ -17389,12 +16762,6 @@
         </w:tc>
       </w:tr>
       <w:tr>
-        <w:tblPrEx>
-          <w:tblCellMar>
-            <w:top w:w="0" w:type="dxa"/>
-            <w:bottom w:w="0" w:type="dxa"/>
-          </w:tblCellMar>
-        </w:tblPrEx>
         <w:tc>
           <w:tcPr>
             <w:tcW w:w="1126" w:type="dxa"/>
@@ -17506,12 +16873,6 @@
         </w:tc>
       </w:tr>
       <w:tr>
-        <w:tblPrEx>
-          <w:tblCellMar>
-            <w:top w:w="0" w:type="dxa"/>
-            <w:bottom w:w="0" w:type="dxa"/>
-          </w:tblCellMar>
-        </w:tblPrEx>
         <w:tc>
           <w:tcPr>
             <w:tcW w:w="1126" w:type="dxa"/>
@@ -17623,12 +16984,6 @@
         </w:tc>
       </w:tr>
       <w:tr>
-        <w:tblPrEx>
-          <w:tblCellMar>
-            <w:top w:w="0" w:type="dxa"/>
-            <w:bottom w:w="0" w:type="dxa"/>
-          </w:tblCellMar>
-        </w:tblPrEx>
         <w:tc>
           <w:tcPr>
             <w:tcW w:w="1126" w:type="dxa"/>
@@ -17740,12 +17095,6 @@
         </w:tc>
       </w:tr>
       <w:tr>
-        <w:tblPrEx>
-          <w:tblCellMar>
-            <w:top w:w="0" w:type="dxa"/>
-            <w:bottom w:w="0" w:type="dxa"/>
-          </w:tblCellMar>
-        </w:tblPrEx>
         <w:tc>
           <w:tcPr>
             <w:tcW w:w="1126" w:type="dxa"/>
@@ -17857,12 +17206,6 @@
         </w:tc>
       </w:tr>
       <w:tr>
-        <w:tblPrEx>
-          <w:tblCellMar>
-            <w:top w:w="0" w:type="dxa"/>
-            <w:bottom w:w="0" w:type="dxa"/>
-          </w:tblCellMar>
-        </w:tblPrEx>
         <w:tc>
           <w:tcPr>
             <w:tcW w:w="1126" w:type="dxa"/>
@@ -17974,12 +17317,6 @@
         </w:tc>
       </w:tr>
       <w:tr>
-        <w:tblPrEx>
-          <w:tblCellMar>
-            <w:top w:w="0" w:type="dxa"/>
-            <w:bottom w:w="0" w:type="dxa"/>
-          </w:tblCellMar>
-        </w:tblPrEx>
         <w:tc>
           <w:tcPr>
             <w:tcW w:w="1126" w:type="dxa"/>
@@ -18121,12 +17458,6 @@
         <w:gridCol w:w="5103"/>
       </w:tblGrid>
       <w:tr>
-        <w:tblPrEx>
-          <w:tblCellMar>
-            <w:top w:w="0" w:type="dxa"/>
-            <w:bottom w:w="0" w:type="dxa"/>
-          </w:tblCellMar>
-        </w:tblPrEx>
         <w:trPr>
           <w:trHeight w:val="170"/>
           <w:tblHeader/>
@@ -18219,12 +17550,6 @@
         </w:tc>
       </w:tr>
       <w:tr>
-        <w:tblPrEx>
-          <w:tblCellMar>
-            <w:top w:w="0" w:type="dxa"/>
-            <w:bottom w:w="0" w:type="dxa"/>
-          </w:tblCellMar>
-        </w:tblPrEx>
         <w:tc>
           <w:tcPr>
             <w:tcW w:w="4815" w:type="dxa"/>
@@ -18319,12 +17644,6 @@
         </w:tc>
       </w:tr>
       <w:tr>
-        <w:tblPrEx>
-          <w:tblCellMar>
-            <w:top w:w="0" w:type="dxa"/>
-            <w:bottom w:w="0" w:type="dxa"/>
-          </w:tblCellMar>
-        </w:tblPrEx>
         <w:tc>
           <w:tcPr>
             <w:tcW w:w="4815" w:type="dxa"/>
@@ -18419,12 +17738,6 @@
         </w:tc>
       </w:tr>
       <w:tr>
-        <w:tblPrEx>
-          <w:tblCellMar>
-            <w:top w:w="0" w:type="dxa"/>
-            <w:bottom w:w="0" w:type="dxa"/>
-          </w:tblCellMar>
-        </w:tblPrEx>
         <w:tc>
           <w:tcPr>
             <w:tcW w:w="4815" w:type="dxa"/>
@@ -18521,12 +17834,6 @@
         </w:tc>
       </w:tr>
       <w:tr>
-        <w:tblPrEx>
-          <w:tblCellMar>
-            <w:top w:w="0" w:type="dxa"/>
-            <w:bottom w:w="0" w:type="dxa"/>
-          </w:tblCellMar>
-        </w:tblPrEx>
         <w:tc>
           <w:tcPr>
             <w:tcW w:w="4815" w:type="dxa"/>
@@ -18621,12 +17928,6 @@
         </w:tc>
       </w:tr>
       <w:tr>
-        <w:tblPrEx>
-          <w:tblCellMar>
-            <w:top w:w="0" w:type="dxa"/>
-            <w:bottom w:w="0" w:type="dxa"/>
-          </w:tblCellMar>
-        </w:tblPrEx>
         <w:tc>
           <w:tcPr>
             <w:tcW w:w="4815" w:type="dxa"/>
@@ -18693,12 +17994,6 @@
         </w:tc>
       </w:tr>
       <w:tr>
-        <w:tblPrEx>
-          <w:tblCellMar>
-            <w:top w:w="0" w:type="dxa"/>
-            <w:bottom w:w="0" w:type="dxa"/>
-          </w:tblCellMar>
-        </w:tblPrEx>
         <w:tc>
           <w:tcPr>
             <w:tcW w:w="4815" w:type="dxa"/>
@@ -18781,12 +18076,6 @@
         </w:tc>
       </w:tr>
       <w:tr>
-        <w:tblPrEx>
-          <w:tblCellMar>
-            <w:top w:w="0" w:type="dxa"/>
-            <w:bottom w:w="0" w:type="dxa"/>
-          </w:tblCellMar>
-        </w:tblPrEx>
         <w:tc>
           <w:tcPr>
             <w:tcW w:w="4815" w:type="dxa"/>
@@ -18895,12 +18184,6 @@
         <w:gridCol w:w="2268"/>
       </w:tblGrid>
       <w:tr>
-        <w:tblPrEx>
-          <w:tblCellMar>
-            <w:top w:w="0" w:type="dxa"/>
-            <w:bottom w:w="0" w:type="dxa"/>
-          </w:tblCellMar>
-        </w:tblPrEx>
         <w:trPr>
           <w:trHeight w:val="113"/>
           <w:tblHeader/>
@@ -19112,12 +18395,6 @@
         </w:tc>
       </w:tr>
       <w:tr>
-        <w:tblPrEx>
-          <w:tblCellMar>
-            <w:top w:w="0" w:type="dxa"/>
-            <w:bottom w:w="0" w:type="dxa"/>
-          </w:tblCellMar>
-        </w:tblPrEx>
         <w:tc>
           <w:tcPr>
             <w:tcW w:w="1687" w:type="dxa"/>
@@ -19243,12 +18520,6 @@
         </w:tc>
       </w:tr>
       <w:tr>
-        <w:tblPrEx>
-          <w:tblCellMar>
-            <w:top w:w="0" w:type="dxa"/>
-            <w:bottom w:w="0" w:type="dxa"/>
-          </w:tblCellMar>
-        </w:tblPrEx>
         <w:tc>
           <w:tcPr>
             <w:tcW w:w="1687" w:type="dxa"/>
@@ -19374,12 +18645,6 @@
         </w:tc>
       </w:tr>
       <w:tr>
-        <w:tblPrEx>
-          <w:tblCellMar>
-            <w:top w:w="0" w:type="dxa"/>
-            <w:bottom w:w="0" w:type="dxa"/>
-          </w:tblCellMar>
-        </w:tblPrEx>
         <w:tc>
           <w:tcPr>
             <w:tcW w:w="1687" w:type="dxa"/>
@@ -19505,12 +18770,6 @@
         </w:tc>
       </w:tr>
       <w:tr>
-        <w:tblPrEx>
-          <w:tblCellMar>
-            <w:top w:w="0" w:type="dxa"/>
-            <w:bottom w:w="0" w:type="dxa"/>
-          </w:tblCellMar>
-        </w:tblPrEx>
         <w:tc>
           <w:tcPr>
             <w:tcW w:w="1687" w:type="dxa"/>
@@ -19666,12 +18925,6 @@
         <w:gridCol w:w="4536"/>
       </w:tblGrid>
       <w:tr>
-        <w:tblPrEx>
-          <w:tblCellMar>
-            <w:top w:w="0" w:type="dxa"/>
-            <w:bottom w:w="0" w:type="dxa"/>
-          </w:tblCellMar>
-        </w:tblPrEx>
         <w:trPr>
           <w:tblHeader/>
         </w:trPr>
@@ -19763,12 +19016,6 @@
         </w:tc>
       </w:tr>
       <w:tr>
-        <w:tblPrEx>
-          <w:tblCellMar>
-            <w:top w:w="0" w:type="dxa"/>
-            <w:bottom w:w="0" w:type="dxa"/>
-          </w:tblCellMar>
-        </w:tblPrEx>
         <w:tc>
           <w:tcPr>
             <w:tcW w:w="5382" w:type="dxa"/>
@@ -19833,12 +19080,6 @@
         </w:tc>
       </w:tr>
       <w:tr>
-        <w:tblPrEx>
-          <w:tblCellMar>
-            <w:top w:w="0" w:type="dxa"/>
-            <w:bottom w:w="0" w:type="dxa"/>
-          </w:tblCellMar>
-        </w:tblPrEx>
         <w:tc>
           <w:tcPr>
             <w:tcW w:w="5382" w:type="dxa"/>
@@ -19915,12 +19156,6 @@
         </w:tc>
       </w:tr>
       <w:tr>
-        <w:tblPrEx>
-          <w:tblCellMar>
-            <w:top w:w="0" w:type="dxa"/>
-            <w:bottom w:w="0" w:type="dxa"/>
-          </w:tblCellMar>
-        </w:tblPrEx>
         <w:tc>
           <w:tcPr>
             <w:tcW w:w="5382" w:type="dxa"/>
@@ -20006,12 +19241,6 @@
         </w:tc>
       </w:tr>
       <w:tr>
-        <w:tblPrEx>
-          <w:tblCellMar>
-            <w:top w:w="0" w:type="dxa"/>
-            <w:bottom w:w="0" w:type="dxa"/>
-          </w:tblCellMar>
-        </w:tblPrEx>
         <w:tc>
           <w:tcPr>
             <w:tcW w:w="5382" w:type="dxa"/>
@@ -20100,12 +19329,6 @@
         </w:tc>
       </w:tr>
       <w:tr>
-        <w:tblPrEx>
-          <w:tblCellMar>
-            <w:top w:w="0" w:type="dxa"/>
-            <w:bottom w:w="0" w:type="dxa"/>
-          </w:tblCellMar>
-        </w:tblPrEx>
         <w:tc>
           <w:tcPr>
             <w:tcW w:w="5382" w:type="dxa"/>
@@ -20176,12 +19399,6 @@
         </w:tc>
       </w:tr>
       <w:tr>
-        <w:tblPrEx>
-          <w:tblCellMar>
-            <w:top w:w="0" w:type="dxa"/>
-            <w:bottom w:w="0" w:type="dxa"/>
-          </w:tblCellMar>
-        </w:tblPrEx>
         <w:tc>
           <w:tcPr>
             <w:tcW w:w="5382" w:type="dxa"/>
@@ -20252,12 +19469,6 @@
         </w:tc>
       </w:tr>
       <w:tr>
-        <w:tblPrEx>
-          <w:tblCellMar>
-            <w:top w:w="0" w:type="dxa"/>
-            <w:bottom w:w="0" w:type="dxa"/>
-          </w:tblCellMar>
-        </w:tblPrEx>
         <w:tc>
           <w:tcPr>
             <w:tcW w:w="5382" w:type="dxa"/>
@@ -20322,12 +19533,6 @@
         </w:tc>
       </w:tr>
       <w:tr>
-        <w:tblPrEx>
-          <w:tblCellMar>
-            <w:top w:w="0" w:type="dxa"/>
-            <w:bottom w:w="0" w:type="dxa"/>
-          </w:tblCellMar>
-        </w:tblPrEx>
         <w:tc>
           <w:tcPr>
             <w:tcW w:w="5382" w:type="dxa"/>
@@ -20437,12 +19642,6 @@
         <w:gridCol w:w="4536"/>
       </w:tblGrid>
       <w:tr>
-        <w:tblPrEx>
-          <w:tblCellMar>
-            <w:top w:w="0" w:type="dxa"/>
-            <w:bottom w:w="0" w:type="dxa"/>
-          </w:tblCellMar>
-        </w:tblPrEx>
         <w:trPr>
           <w:tblHeader/>
         </w:trPr>
@@ -20545,12 +19744,6 @@
         </w:tc>
       </w:tr>
       <w:tr>
-        <w:tblPrEx>
-          <w:tblCellMar>
-            <w:top w:w="0" w:type="dxa"/>
-            <w:bottom w:w="0" w:type="dxa"/>
-          </w:tblCellMar>
-        </w:tblPrEx>
         <w:tc>
           <w:tcPr>
             <w:tcW w:w="5382" w:type="dxa"/>
@@ -20621,12 +19814,6 @@
         </w:tc>
       </w:tr>
       <w:tr>
-        <w:tblPrEx>
-          <w:tblCellMar>
-            <w:top w:w="0" w:type="dxa"/>
-            <w:bottom w:w="0" w:type="dxa"/>
-          </w:tblCellMar>
-        </w:tblPrEx>
         <w:tc>
           <w:tcPr>
             <w:tcW w:w="5382" w:type="dxa"/>
@@ -20697,12 +19884,6 @@
         </w:tc>
       </w:tr>
       <w:tr>
-        <w:tblPrEx>
-          <w:tblCellMar>
-            <w:top w:w="0" w:type="dxa"/>
-            <w:bottom w:w="0" w:type="dxa"/>
-          </w:tblCellMar>
-        </w:tblPrEx>
         <w:tc>
           <w:tcPr>
             <w:tcW w:w="5382" w:type="dxa"/>
@@ -20773,12 +19954,6 @@
         </w:tc>
       </w:tr>
       <w:tr>
-        <w:tblPrEx>
-          <w:tblCellMar>
-            <w:top w:w="0" w:type="dxa"/>
-            <w:bottom w:w="0" w:type="dxa"/>
-          </w:tblCellMar>
-        </w:tblPrEx>
         <w:tc>
           <w:tcPr>
             <w:tcW w:w="5382" w:type="dxa"/>
@@ -20849,12 +20024,6 @@
         </w:tc>
       </w:tr>
       <w:tr>
-        <w:tblPrEx>
-          <w:tblCellMar>
-            <w:top w:w="0" w:type="dxa"/>
-            <w:bottom w:w="0" w:type="dxa"/>
-          </w:tblCellMar>
-        </w:tblPrEx>
         <w:tc>
           <w:tcPr>
             <w:tcW w:w="5382" w:type="dxa"/>
@@ -20925,12 +20094,6 @@
         </w:tc>
       </w:tr>
       <w:tr>
-        <w:tblPrEx>
-          <w:tblCellMar>
-            <w:top w:w="0" w:type="dxa"/>
-            <w:bottom w:w="0" w:type="dxa"/>
-          </w:tblCellMar>
-        </w:tblPrEx>
         <w:tc>
           <w:tcPr>
             <w:tcW w:w="5382" w:type="dxa"/>
@@ -21001,12 +20164,6 @@
         </w:tc>
       </w:tr>
       <w:tr>
-        <w:tblPrEx>
-          <w:tblCellMar>
-            <w:top w:w="0" w:type="dxa"/>
-            <w:bottom w:w="0" w:type="dxa"/>
-          </w:tblCellMar>
-        </w:tblPrEx>
         <w:tc>
           <w:tcPr>
             <w:tcW w:w="5382" w:type="dxa"/>
@@ -21077,12 +20234,6 @@
         </w:tc>
       </w:tr>
       <w:tr>
-        <w:tblPrEx>
-          <w:tblCellMar>
-            <w:top w:w="0" w:type="dxa"/>
-            <w:bottom w:w="0" w:type="dxa"/>
-          </w:tblCellMar>
-        </w:tblPrEx>
         <w:tc>
           <w:tcPr>
             <w:tcW w:w="5382" w:type="dxa"/>
@@ -21147,12 +20298,6 @@
         </w:tc>
       </w:tr>
       <w:tr>
-        <w:tblPrEx>
-          <w:tblCellMar>
-            <w:top w:w="0" w:type="dxa"/>
-            <w:bottom w:w="0" w:type="dxa"/>
-          </w:tblCellMar>
-        </w:tblPrEx>
         <w:tc>
           <w:tcPr>
             <w:tcW w:w="5382" w:type="dxa"/>
@@ -21217,12 +20362,6 @@
         </w:tc>
       </w:tr>
       <w:tr>
-        <w:tblPrEx>
-          <w:tblCellMar>
-            <w:top w:w="0" w:type="dxa"/>
-            <w:bottom w:w="0" w:type="dxa"/>
-          </w:tblCellMar>
-        </w:tblPrEx>
         <w:tc>
           <w:tcPr>
             <w:tcW w:w="5382" w:type="dxa"/>
@@ -21293,12 +20432,6 @@
         </w:tc>
       </w:tr>
       <w:tr>
-        <w:tblPrEx>
-          <w:tblCellMar>
-            <w:top w:w="0" w:type="dxa"/>
-            <w:bottom w:w="0" w:type="dxa"/>
-          </w:tblCellMar>
-        </w:tblPrEx>
         <w:tc>
           <w:tcPr>
             <w:tcW w:w="5382" w:type="dxa"/>
@@ -21363,12 +20496,6 @@
         </w:tc>
       </w:tr>
       <w:tr>
-        <w:tblPrEx>
-          <w:tblCellMar>
-            <w:top w:w="0" w:type="dxa"/>
-            <w:bottom w:w="0" w:type="dxa"/>
-          </w:tblCellMar>
-        </w:tblPrEx>
         <w:tc>
           <w:tcPr>
             <w:tcW w:w="5382" w:type="dxa"/>
@@ -21433,12 +20560,6 @@
         </w:tc>
       </w:tr>
       <w:tr>
-        <w:tblPrEx>
-          <w:tblCellMar>
-            <w:top w:w="0" w:type="dxa"/>
-            <w:bottom w:w="0" w:type="dxa"/>
-          </w:tblCellMar>
-        </w:tblPrEx>
         <w:tc>
           <w:tcPr>
             <w:tcW w:w="5382" w:type="dxa"/>
@@ -21548,12 +20669,6 @@
         <w:gridCol w:w="4536"/>
       </w:tblGrid>
       <w:tr>
-        <w:tblPrEx>
-          <w:tblCellMar>
-            <w:top w:w="0" w:type="dxa"/>
-            <w:bottom w:w="0" w:type="dxa"/>
-          </w:tblCellMar>
-        </w:tblPrEx>
         <w:trPr>
           <w:tblHeader/>
         </w:trPr>
@@ -21634,12 +20749,6 @@
         </w:tc>
       </w:tr>
       <w:tr>
-        <w:tblPrEx>
-          <w:tblCellMar>
-            <w:top w:w="0" w:type="dxa"/>
-            <w:bottom w:w="0" w:type="dxa"/>
-          </w:tblCellMar>
-        </w:tblPrEx>
         <w:tc>
           <w:tcPr>
             <w:tcW w:w="5382" w:type="dxa"/>
@@ -21710,12 +20819,6 @@
         </w:tc>
       </w:tr>
       <w:tr>
-        <w:tblPrEx>
-          <w:tblCellMar>
-            <w:top w:w="0" w:type="dxa"/>
-            <w:bottom w:w="0" w:type="dxa"/>
-          </w:tblCellMar>
-        </w:tblPrEx>
         <w:tc>
           <w:tcPr>
             <w:tcW w:w="5382" w:type="dxa"/>
@@ -21774,12 +20877,6 @@
         </w:tc>
       </w:tr>
       <w:tr>
-        <w:tblPrEx>
-          <w:tblCellMar>
-            <w:top w:w="0" w:type="dxa"/>
-            <w:bottom w:w="0" w:type="dxa"/>
-          </w:tblCellMar>
-        </w:tblPrEx>
         <w:tc>
           <w:tcPr>
             <w:tcW w:w="5382" w:type="dxa"/>
@@ -21868,12 +20965,6 @@
         </w:tc>
       </w:tr>
       <w:tr>
-        <w:tblPrEx>
-          <w:tblCellMar>
-            <w:top w:w="0" w:type="dxa"/>
-            <w:bottom w:w="0" w:type="dxa"/>
-          </w:tblCellMar>
-        </w:tblPrEx>
         <w:tc>
           <w:tcPr>
             <w:tcW w:w="5382" w:type="dxa"/>
@@ -21938,12 +21029,6 @@
         </w:tc>
       </w:tr>
       <w:tr>
-        <w:tblPrEx>
-          <w:tblCellMar>
-            <w:top w:w="0" w:type="dxa"/>
-            <w:bottom w:w="0" w:type="dxa"/>
-          </w:tblCellMar>
-        </w:tblPrEx>
         <w:tc>
           <w:tcPr>
             <w:tcW w:w="5382" w:type="dxa"/>
@@ -22002,12 +21087,6 @@
         </w:tc>
       </w:tr>
       <w:tr>
-        <w:tblPrEx>
-          <w:tblCellMar>
-            <w:top w:w="0" w:type="dxa"/>
-            <w:bottom w:w="0" w:type="dxa"/>
-          </w:tblCellMar>
-        </w:tblPrEx>
         <w:tc>
           <w:tcPr>
             <w:tcW w:w="5382" w:type="dxa"/>
@@ -22066,12 +21145,6 @@
         </w:tc>
       </w:tr>
       <w:tr>
-        <w:tblPrEx>
-          <w:tblCellMar>
-            <w:top w:w="0" w:type="dxa"/>
-            <w:bottom w:w="0" w:type="dxa"/>
-          </w:tblCellMar>
-        </w:tblPrEx>
         <w:tc>
           <w:tcPr>
             <w:tcW w:w="5382" w:type="dxa"/>
@@ -22136,12 +21209,6 @@
         </w:tc>
       </w:tr>
       <w:tr>
-        <w:tblPrEx>
-          <w:tblCellMar>
-            <w:top w:w="0" w:type="dxa"/>
-            <w:bottom w:w="0" w:type="dxa"/>
-          </w:tblCellMar>
-        </w:tblPrEx>
         <w:tc>
           <w:tcPr>
             <w:tcW w:w="5382" w:type="dxa"/>
@@ -22236,12 +21303,6 @@
         <w:gridCol w:w="4536"/>
       </w:tblGrid>
       <w:tr>
-        <w:tblPrEx>
-          <w:tblCellMar>
-            <w:top w:w="0" w:type="dxa"/>
-            <w:bottom w:w="0" w:type="dxa"/>
-          </w:tblCellMar>
-        </w:tblPrEx>
         <w:trPr>
           <w:tblHeader/>
         </w:trPr>
@@ -22322,12 +21383,6 @@
         </w:tc>
       </w:tr>
       <w:tr>
-        <w:tblPrEx>
-          <w:tblCellMar>
-            <w:top w:w="0" w:type="dxa"/>
-            <w:bottom w:w="0" w:type="dxa"/>
-          </w:tblCellMar>
-        </w:tblPrEx>
         <w:tc>
           <w:tcPr>
             <w:tcW w:w="5382" w:type="dxa"/>
@@ -22410,12 +21465,6 @@
         </w:tc>
       </w:tr>
       <w:tr>
-        <w:tblPrEx>
-          <w:tblCellMar>
-            <w:top w:w="0" w:type="dxa"/>
-            <w:bottom w:w="0" w:type="dxa"/>
-          </w:tblCellMar>
-        </w:tblPrEx>
         <w:tc>
           <w:tcPr>
             <w:tcW w:w="5382" w:type="dxa"/>
@@ -22504,12 +21553,6 @@
         </w:tc>
       </w:tr>
       <w:tr>
-        <w:tblPrEx>
-          <w:tblCellMar>
-            <w:top w:w="0" w:type="dxa"/>
-            <w:bottom w:w="0" w:type="dxa"/>
-          </w:tblCellMar>
-        </w:tblPrEx>
         <w:tc>
           <w:tcPr>
             <w:tcW w:w="5382" w:type="dxa"/>
@@ -22592,12 +21635,6 @@
         </w:tc>
       </w:tr>
       <w:tr>
-        <w:tblPrEx>
-          <w:tblCellMar>
-            <w:top w:w="0" w:type="dxa"/>
-            <w:bottom w:w="0" w:type="dxa"/>
-          </w:tblCellMar>
-        </w:tblPrEx>
         <w:tc>
           <w:tcPr>
             <w:tcW w:w="5382" w:type="dxa"/>
@@ -22805,12 +21842,6 @@
         <w:gridCol w:w="3544"/>
       </w:tblGrid>
       <w:tr>
-        <w:tblPrEx>
-          <w:tblCellMar>
-            <w:top w:w="0" w:type="dxa"/>
-            <w:bottom w:w="0" w:type="dxa"/>
-          </w:tblCellMar>
-        </w:tblPrEx>
         <w:trPr>
           <w:tblHeader/>
         </w:trPr>
@@ -22941,12 +21972,6 @@
         </w:tc>
       </w:tr>
       <w:tr>
-        <w:tblPrEx>
-          <w:tblCellMar>
-            <w:top w:w="0" w:type="dxa"/>
-            <w:bottom w:w="0" w:type="dxa"/>
-          </w:tblCellMar>
-        </w:tblPrEx>
         <w:tc>
           <w:tcPr>
             <w:tcW w:w="279" w:type="dxa"/>
@@ -23058,12 +22083,6 @@
         </w:tc>
       </w:tr>
       <w:tr>
-        <w:tblPrEx>
-          <w:tblCellMar>
-            <w:top w:w="0" w:type="dxa"/>
-            <w:bottom w:w="0" w:type="dxa"/>
-          </w:tblCellMar>
-        </w:tblPrEx>
         <w:tc>
           <w:tcPr>
             <w:tcW w:w="279" w:type="dxa"/>
@@ -23199,12 +22218,6 @@
         </w:tc>
       </w:tr>
       <w:tr>
-        <w:tblPrEx>
-          <w:tblCellMar>
-            <w:top w:w="0" w:type="dxa"/>
-            <w:bottom w:w="0" w:type="dxa"/>
-          </w:tblCellMar>
-        </w:tblPrEx>
         <w:tc>
           <w:tcPr>
             <w:tcW w:w="279" w:type="dxa"/>
@@ -23347,12 +22360,6 @@
         <w:gridCol w:w="3544"/>
       </w:tblGrid>
       <w:tr>
-        <w:tblPrEx>
-          <w:tblCellMar>
-            <w:top w:w="0" w:type="dxa"/>
-            <w:bottom w:w="0" w:type="dxa"/>
-          </w:tblCellMar>
-        </w:tblPrEx>
         <w:trPr>
           <w:tblHeader/>
         </w:trPr>
@@ -23483,12 +22490,6 @@
         </w:tc>
       </w:tr>
       <w:tr>
-        <w:tblPrEx>
-          <w:tblCellMar>
-            <w:top w:w="0" w:type="dxa"/>
-            <w:bottom w:w="0" w:type="dxa"/>
-          </w:tblCellMar>
-        </w:tblPrEx>
         <w:tc>
           <w:tcPr>
             <w:tcW w:w="279" w:type="dxa"/>
@@ -23621,12 +22622,6 @@
         </w:tc>
       </w:tr>
       <w:tr>
-        <w:tblPrEx>
-          <w:tblCellMar>
-            <w:top w:w="0" w:type="dxa"/>
-            <w:bottom w:w="0" w:type="dxa"/>
-          </w:tblCellMar>
-        </w:tblPrEx>
         <w:tc>
           <w:tcPr>
             <w:tcW w:w="279" w:type="dxa"/>
@@ -23753,12 +22748,6 @@
         </w:tc>
       </w:tr>
       <w:tr>
-        <w:tblPrEx>
-          <w:tblCellMar>
-            <w:top w:w="0" w:type="dxa"/>
-            <w:bottom w:w="0" w:type="dxa"/>
-          </w:tblCellMar>
-        </w:tblPrEx>
         <w:tc>
           <w:tcPr>
             <w:tcW w:w="279" w:type="dxa"/>
@@ -23919,12 +22908,6 @@
         <w:gridCol w:w="3544"/>
       </w:tblGrid>
       <w:tr>
-        <w:tblPrEx>
-          <w:tblCellMar>
-            <w:top w:w="0" w:type="dxa"/>
-            <w:bottom w:w="0" w:type="dxa"/>
-          </w:tblCellMar>
-        </w:tblPrEx>
         <w:trPr>
           <w:tblHeader/>
         </w:trPr>
@@ -24055,12 +23038,6 @@
         </w:tc>
       </w:tr>
       <w:tr>
-        <w:tblPrEx>
-          <w:tblCellMar>
-            <w:top w:w="0" w:type="dxa"/>
-            <w:bottom w:w="0" w:type="dxa"/>
-          </w:tblCellMar>
-        </w:tblPrEx>
         <w:tc>
           <w:tcPr>
             <w:tcW w:w="279" w:type="dxa"/>
@@ -24169,12 +23146,6 @@
         </w:tc>
       </w:tr>
       <w:tr>
-        <w:tblPrEx>
-          <w:tblCellMar>
-            <w:top w:w="0" w:type="dxa"/>
-            <w:bottom w:w="0" w:type="dxa"/>
-          </w:tblCellMar>
-        </w:tblPrEx>
         <w:tc>
           <w:tcPr>
             <w:tcW w:w="279" w:type="dxa"/>
@@ -24437,16 +23408,7 @@
           <w:rFonts w:asciiTheme="minorHAnsi" w:hAnsiTheme="minorHAnsi" w:cstheme="minorHAnsi"/>
           <w:color w:val="1E1E2E"/>
         </w:rPr>
-        <w:t xml:space="preserve">Science, </w:t>
-      </w:r>
-      <w:bookmarkStart w:id="0" w:name="_GoBack"/>
-      <w:bookmarkEnd w:id="0"/>
-      <w:r>
-        <w:rPr>
-          <w:rFonts w:asciiTheme="minorHAnsi" w:hAnsiTheme="minorHAnsi" w:cstheme="minorHAnsi"/>
-          <w:color w:val="1E1E2E"/>
-        </w:rPr>
-        <w:t>185(4157), 1124</w:t>
+        <w:t>Science, 185(4157), 1124</w:t>
       </w:r>
       <w:r>
         <w:rPr>
@@ -25100,6 +24062,7 @@
         <w:docPartUnique/>
       </w:docPartObj>
     </w:sdtPr>
+    <w:sdtEndPr/>
     <w:sdtContent>
       <w:sdt>
         <w:sdtPr>
@@ -25112,6 +24075,7 @@
             <w:docPartUnique/>
           </w:docPartObj>
         </w:sdtPr>
+        <w:sdtEndPr/>
         <w:sdtContent>
           <w:p>
             <w:pPr>
